--- a/docs/security/09_Security_Misconfiguration.docx
+++ b/docs/security/09_Security_Misconfiguration.docx
@@ -2926,6 +2926,992 @@
     </w:p>
     <w:p>
       <w:pPr>
+        <w:pStyle w:val="2"/>
+        <w:spacing w:before="240" w:after="100"/>
+      </w:pPr>
+      <w:r>
+        <w:rPr>
+          <w:b/>
+          <w:bCs/>
+          <w:color w:val="2E5496"/>
+        </w:rPr>
+        <w:t>4-6. SecurityConfig에 401/403 처리 — Advice만으로 충분하지 않은 이유</w:t>
+      </w:r>
+    </w:p>
+    <w:p>
+      <w:pPr>
+        <w:spacing w:after="90" w:line="272" w:lineRule="auto"/>
+      </w:pPr>
+      <w:r>
+        <w:t>DefaultExceptionAdvice(@RestControllerAdvice)는 401/403을 이미 [AUDIT]로 남기지만, SecurityConfig의 securityFilterChain·formLoginFilterChain 양쪽에도 [AUDIT] 로그와 집계를 따로 둬야 한다. 중복이 아니라, Advice가 아예 호출되지 않는 경로가 따로 있기 때문이다.</w:t>
+      </w:r>
+    </w:p>
+    <w:p>
+      <w:pPr>
+        <w:spacing w:after="90" w:line="272" w:lineRule="auto"/>
+      </w:pPr>
+      <w:r>
+        <w:t>핵심 원리: Spring Security의 필터 체인은 DispatcherServlet(= 컨트롤러, @RestControllerAdvice가 동작하는 계층) 이전 단계에서 실행된다. .authorizeHttpRequests(...) 규칙 위반이나 인증 필터의 실패는 필터 체인 안의 ExceptionTranslationFilter가 즉시 가로채, 그 체인에 설정된 AuthenticationEntryPoint(401)·AccessDeniedHandler(403)로 응답을 직접 작성한다. 요청이 DispatcherServlet까지 도달하지 못하므로, 컨트롤러 메서드 실행 중에만 동작하는 Advice는 이 예외를 만나지 못한다.</w:t>
+      </w:r>
+    </w:p>
+    <w:p>
+      <w:pPr>
+        <w:spacing w:after="90" w:line="272" w:lineRule="auto"/>
+      </w:pPr>
+      <w:r>
+        <w:t>① securityFilterChain(API, /api/**) — 401은 JwtAuthenticationFilter가 토큰이 없거나 무효하다고 판단하는 순간 발생한다. 403은 .requestMatchers("/api/**").authenticated() 같은 URL 규칙을 AuthorizationFilter가 평가해 거부하는 순간 발생한다. 둘 다 필터 체인 단계라 Advice에 도달하지 않는다. 단, 컨트롤러 메서드에 @PreAuthorize로 거는 메서드 보안은 DispatcherServlet을 통과한 뒤 평가되므로, 이 403은 Advice의 AccessDeniedException 핸들러가 정상적으로 캐치한다(= access.denied.events{chain=api-method}, 4-5 참고).</w:t>
+      </w:r>
+    </w:p>
+    <w:p>
+      <w:pPr>
+        <w:spacing w:after="90" w:line="272" w:lineRule="auto"/>
+      </w:pPr>
+      <w:r>
+        <w:t>② formLoginFilterChain(세션/폼 로그인, catch-all) — 이 체인은 원래 exceptionHandling 자체가 없었다. /users/**·/actuator/**에 대한 401/403이 Spring Security 기본 처리로 빠지며 [AUDIT] 로그가 전혀 남지 않았다. 401은 세션 기반이라 실제 응답은 JSON이 아니라 /login으로의 302 리다이렉트지만, 원인은 "인증 안 된 상태로 보호된 경로 접근"으로 API 체인의 401과 같아 같은 [AUDIT] 태그·같은 unauthenticated.access.events 카운터(4-9 참고)로 남긴다. 403은 /admin/**, /actuator/**를 ROLE_ADMIN으로 제한한 규칙을 세션 인증된 사용자가 위반할 때 발생하며, API 체인과 다른 응답 형식(HTML, 4-7 참고)을 쓰지만 같은 access.denied.events{chain=browser}로 집계한다(4-5 참고).</w:t>
+      </w:r>
+    </w:p>
+    <w:p>
+      <w:pPr>
+        <w:spacing w:after="90" w:line="272" w:lineRule="auto"/>
+      </w:pPr>
+      <w:r>
+        <w:t>결론: [AUDIT] 401/403이라는 로그 태그와 access.denied.events/unauthenticated.access.events라는 집계 이름은 같지만, 예외가 발생하는 지점이 "필터 체인"이냐 "컨트롤러 계층"이냐에 따라 Advice와 SecurityConfig 중 정확히 한쪽만 호출된다. 어느 한쪽에만 로그·집계를 남기면 다른 경로로 들어온 401/403은 감사 추적·지표 양쪽에서 통째로 빠진다.</w:t>
+      </w:r>
+    </w:p>
+    <w:p>
+      <w:pPr>
+        <w:pStyle w:val="2"/>
+        <w:spacing w:before="240" w:after="100"/>
+      </w:pPr>
+      <w:r>
+        <w:rPr>
+          <w:b/>
+          <w:bCs/>
+          <w:color w:val="2E5496"/>
+        </w:rPr>
+        <w:t>4-7. formLoginFilterChain 403 응답을 HTML 에러 페이지로</w:t>
+      </w:r>
+    </w:p>
+    <w:p>
+      <w:pPr>
+        <w:spacing w:after="90" w:line="272" w:lineRule="auto"/>
+      </w:pPr>
+      <w:r>
+        <w:t>4-6의 auditedAccessDeniedHandler()는 403을 JSON으로 응답한다. REST API(securityFilterChain)는 이게 맞지만, 브라우저로 접근하는 formLoginFilterChain에서는 사용자에게 JSON이 그대로 보이는 게 부자연스럽다. 그래서 formLoginFilterChain 전용으로 auditedHtmlAccessDeniedHandler()를 따로 두어, 같은 [AUDIT] 로그·같은 access.denied.events{chain=browser} 집계는 남기되 응답만 HTML 에러 페이지로 분리했다.</w:t>
+      </w:r>
+    </w:p>
+    <w:p>
+      <w:pPr>
+        <w:pBdr>
+          <w:top w:val="single" w:sz="2" w:space="0" w:color="BFBFBF"/>
+          <w:left w:val="single" w:sz="2" w:space="0" w:color="BFBFBF"/>
+          <w:bottom w:val="single" w:sz="2" w:space="0" w:color="BFBFBF"/>
+          <w:right w:val="single" w:sz="2" w:space="0" w:color="BFBFBF"/>
+        </w:pBdr>
+        <w:shd w:val="clear" w:color="auto" w:fill="F2F2F2"/>
+        <w:spacing w:before="60" w:after="160"/>
+      </w:pPr>
+      <w:r>
+        <w:rPr>
+          <w:rFonts w:ascii="Consolas" w:eastAsia="Consolas" w:hAnsi="Consolas" w:cs="Consolas"/>
+          <w:sz w:val="18"/>
+          <w:szCs w:val="18"/>
+        </w:rPr>
+        <w:t xml:space="preserve">private AccessDeniedHandler auditedHtmlAccessDeniedHandler() {</w:t>
+      </w:r>
+      <w:r>
+        <w:br/>
+      </w:r>
+      <w:r>
+        <w:rPr>
+          <w:rFonts w:ascii="Consolas" w:eastAsia="Consolas" w:hAnsi="Consolas" w:cs="Consolas"/>
+          <w:sz w:val="18"/>
+          <w:szCs w:val="18"/>
+        </w:rPr>
+        <w:t xml:space="preserve">    return (request, response, accessDeniedException) -&gt; {</w:t>
+      </w:r>
+      <w:r>
+        <w:br/>
+      </w:r>
+      <w:r>
+        <w:rPr>
+          <w:rFonts w:ascii="Consolas" w:eastAsia="Consolas" w:hAnsi="Consolas" w:cs="Consolas"/>
+          <w:sz w:val="18"/>
+          <w:szCs w:val="18"/>
+        </w:rPr>
+        <w:t xml:space="preserve">        log.warn("[AUDIT] 접근 거부(403) - {} {} from {} : {}",</w:t>
+      </w:r>
+      <w:r>
+        <w:br/>
+      </w:r>
+      <w:r>
+        <w:rPr>
+          <w:rFonts w:ascii="Consolas" w:eastAsia="Consolas" w:hAnsi="Consolas" w:cs="Consolas"/>
+          <w:sz w:val="18"/>
+          <w:szCs w:val="18"/>
+        </w:rPr>
+        <w:t xml:space="preserve">                request.getMethod(), request.getRequestURI(), clientIp(request),</w:t>
+      </w:r>
+      <w:r>
+        <w:br/>
+      </w:r>
+      <w:r>
+        <w:rPr>
+          <w:rFonts w:ascii="Consolas" w:eastAsia="Consolas" w:hAnsi="Consolas" w:cs="Consolas"/>
+          <w:sz w:val="18"/>
+          <w:szCs w:val="18"/>
+        </w:rPr>
+        <w:t xml:space="preserve">                accessDeniedException.getMessage());</w:t>
+      </w:r>
+      <w:r>
+        <w:br/>
+      </w:r>
+      <w:r>
+        <w:rPr>
+          <w:rFonts w:ascii="Consolas" w:eastAsia="Consolas" w:hAnsi="Consolas" w:cs="Consolas"/>
+          <w:sz w:val="18"/>
+          <w:szCs w:val="18"/>
+        </w:rPr>
+        <w:t xml:space="preserve">        meterRegistry.counter("access.denied.events", "chain", "browser").increment();</w:t>
+      </w:r>
+      <w:r>
+        <w:br/>
+      </w:r>
+      <w:r>
+        <w:rPr>
+          <w:rFonts w:ascii="Consolas" w:eastAsia="Consolas" w:hAnsi="Consolas" w:cs="Consolas"/>
+          <w:sz w:val="18"/>
+          <w:szCs w:val="18"/>
+        </w:rPr>
+        <w:t xml:space="preserve">        response.sendError(HttpServletResponse.SC_FORBIDDEN, "접근 권한이 없습니다");</w:t>
+      </w:r>
+      <w:r>
+        <w:br/>
+      </w:r>
+      <w:r>
+        <w:rPr>
+          <w:rFonts w:ascii="Consolas" w:eastAsia="Consolas" w:hAnsi="Consolas" w:cs="Consolas"/>
+          <w:sz w:val="18"/>
+          <w:szCs w:val="18"/>
+        </w:rPr>
+        <w:t xml:space="preserve">    };</w:t>
+      </w:r>
+      <w:r>
+        <w:br/>
+      </w:r>
+      <w:r>
+        <w:rPr>
+          <w:rFonts w:ascii="Consolas" w:eastAsia="Consolas" w:hAnsi="Consolas" w:cs="Consolas"/>
+          <w:sz w:val="18"/>
+          <w:szCs w:val="18"/>
+        </w:rPr>
+        <w:t xml:space="preserve">}</w:t>
+      </w:r>
+    </w:p>
+    <w:p>
+      <w:pPr>
+        <w:spacing w:after="90" w:line="272" w:lineRule="auto"/>
+      </w:pPr>
+      <w:r>
+        <w:t>동작 원리: JSON을 직접 작성하는 대신 response.sendError(403, ...)을 호출한다. 서블릿 컨테이너는 그 요청을 /error로 포워드하고, Spring Boot의 BasicErrorController가 DefaultErrorViewResolver로 상태 코드에 맞는 에러 뷰(error/403)를 찾는다. templates/error/403.html을 Thymeleaf 템플릿으로 두면, 일반 페이지와 동일하게 layout:decorate로 레이아웃(헤더·네비바·푸터)이 그대로 적용된 채 렌더링된다.</w:t>
+      </w:r>
+    </w:p>
+    <w:p>
+      <w:pPr>
+        <w:spacing w:after="90" w:line="272" w:lineRule="auto"/>
+      </w:pPr>
+      <w:r>
+        <w:t>API 체인은 왜 그대로 JSON인가 — securityFilterChain(/api/**)의 403은 여전히 auditedAccessDeniedHandler()(writeError()로 JSON 작성)를 그대로 쓴다. REST API 클라이언트는 HTML을 파싱할 이유가 없고 JSON 구조(statusCode/message/timestamp)를 기대하기 때문이다. 같은 403이라도 호출 주체(브라우저 vs API 클라이언트)에 따라 응답 형식만 분리한 것이지, 집계·로그 내용이 달라지지는 않는다.</w:t>
+      </w:r>
+    </w:p>
+    <w:p>
+      <w:pPr>
+        <w:pStyle w:val="2"/>
+        <w:spacing w:before="240" w:after="100"/>
+      </w:pPr>
+      <w:r>
+        <w:rPr>
+          <w:b/>
+          <w:bCs/>
+          <w:color w:val="2E5496"/>
+        </w:rPr>
+        <w:t>4-8. 보호된 페이지 접근(미인증)과 로그인 폼 제출 실패는 서로 다른 지점에서 기록된다</w:t>
+      </w:r>
+    </w:p>
+    <w:p>
+      <w:pPr>
+        <w:spacing w:after="90" w:line="272" w:lineRule="auto"/>
+      </w:pPr>
+      <w:r>
+        <w:t>auditedLoginEntryPoint()는 AuthenticationEntryPoint 구현체로, ExceptionTranslationFilter가 AuthenticationException을 가로챘을 때만 호출된다. 이 예외는 "세션(인증) 없이 보호된 경로에 접근했을 때" 발생하는 것이고, 로그인 폼(/login-process) 제출 자체의 성공/실패는 전혀 다른 경로를 탄다 — 둘 다 401과 관련된 상황이지만 기록되는 지점이 다르다.</w:t>
+      </w:r>
+    </w:p>
+    <w:tbl>
+      <w:tblPr>
+        <w:tblW w:w="9000" w:type="dxa"/>
+        <w:tblBorders>
+          <w:top w:val="single" w:sz="4" w:space="0" w:color="auto"/>
+          <w:left w:val="single" w:sz="4" w:space="0" w:color="auto"/>
+          <w:bottom w:val="single" w:sz="4" w:space="0" w:color="auto"/>
+          <w:right w:val="single" w:sz="4" w:space="0" w:color="auto"/>
+          <w:insideH w:val="single" w:sz="4" w:space="0" w:color="auto"/>
+          <w:insideV w:val="single" w:sz="4" w:space="0" w:color="auto"/>
+        </w:tblBorders>
+        <w:tblCellMar>
+          <w:left w:w="10" w:type="dxa"/>
+          <w:right w:w="10" w:type="dxa"/>
+        </w:tblCellMar>
+        <w:tblLook w:val="04A0" w:firstRow="1" w:lastRow="0" w:firstColumn="1" w:lastColumn="0" w:noHBand="0" w:noVBand="1"/>
+      </w:tblPr>
+      <w:tblGrid>
+        <w:gridCol w:w="2200"/>
+        <w:gridCol w:w="2200"/>
+        <w:gridCol w:w="2800"/>
+        <w:gridCol w:w="1800"/>
+      </w:tblGrid>
+      <w:tr>
+        <w:trPr>
+          <w:tblHeader/>
+        </w:trPr>
+        <w:tc>
+          <w:tcPr>
+            <w:tcW w:w="2200" w:type="dxa"/>
+            <w:shd w:val="clear" w:color="auto" w:fill="2E5496"/>
+            <w:tcMar>
+              <w:top w:w="40" w:type="dxa"/>
+              <w:left w:w="80" w:type="dxa"/>
+              <w:bottom w:w="40" w:type="dxa"/>
+              <w:right w:w="80" w:type="dxa"/>
+            </w:tcMar>
+          </w:tcPr>
+          <w:p>
+            <w:r>
+              <w:rPr>
+                <w:b/>
+                <w:bCs/>
+                <w:color w:val="FFFFFF"/>
+                <w:sz w:val="18"/>
+                <w:szCs w:val="18"/>
+              </w:rPr>
+              <w:t xml:space="preserve">상황</w:t>
+            </w:r>
+          </w:p>
+        </w:tc>
+        <w:tc>
+          <w:tcPr>
+            <w:tcW w:w="2200" w:type="dxa"/>
+            <w:shd w:val="clear" w:color="auto" w:fill="2E5496"/>
+            <w:tcMar>
+              <w:top w:w="40" w:type="dxa"/>
+              <w:left w:w="80" w:type="dxa"/>
+              <w:bottom w:w="40" w:type="dxa"/>
+              <w:right w:w="80" w:type="dxa"/>
+            </w:tcMar>
+          </w:tcPr>
+          <w:p>
+            <w:r>
+              <w:rPr>
+                <w:b/>
+                <w:bCs/>
+                <w:color w:val="FFFFFF"/>
+                <w:sz w:val="18"/>
+                <w:szCs w:val="18"/>
+              </w:rPr>
+              <w:t xml:space="preserve">요청 예</w:t>
+            </w:r>
+          </w:p>
+        </w:tc>
+        <w:tc>
+          <w:tcPr>
+            <w:tcW w:w="2800" w:type="dxa"/>
+            <w:shd w:val="clear" w:color="auto" w:fill="2E5496"/>
+            <w:tcMar>
+              <w:top w:w="40" w:type="dxa"/>
+              <w:left w:w="80" w:type="dxa"/>
+              <w:bottom w:w="40" w:type="dxa"/>
+              <w:right w:w="80" w:type="dxa"/>
+            </w:tcMar>
+          </w:tcPr>
+          <w:p>
+            <w:r>
+              <w:rPr>
+                <w:b/>
+                <w:bCs/>
+                <w:color w:val="FFFFFF"/>
+                <w:sz w:val="18"/>
+                <w:szCs w:val="18"/>
+              </w:rPr>
+              <w:t xml:space="preserve">실제 처리 지점</w:t>
+            </w:r>
+          </w:p>
+        </w:tc>
+        <w:tc>
+          <w:tcPr>
+            <w:tcW w:w="1800" w:type="dxa"/>
+            <w:shd w:val="clear" w:color="auto" w:fill="2E5496"/>
+            <w:tcMar>
+              <w:top w:w="40" w:type="dxa"/>
+              <w:left w:w="80" w:type="dxa"/>
+              <w:bottom w:w="40" w:type="dxa"/>
+              <w:right w:w="80" w:type="dxa"/>
+            </w:tcMar>
+          </w:tcPr>
+          <w:p>
+            <w:r>
+              <w:rPr>
+                <w:b/>
+                <w:bCs/>
+                <w:color w:val="FFFFFF"/>
+                <w:sz w:val="18"/>
+                <w:szCs w:val="18"/>
+              </w:rPr>
+              <w:t xml:space="preserve">남는 기록</w:t>
+            </w:r>
+          </w:p>
+        </w:tc>
+      </w:tr>
+      <w:tr>
+        <w:tc>
+          <w:tcPr>
+            <w:tcW w:w="2200" w:type="dxa"/>
+            <w:tcMar>
+              <w:top w:w="40" w:type="dxa"/>
+              <w:left w:w="80" w:type="dxa"/>
+              <w:bottom w:w="40" w:type="dxa"/>
+              <w:right w:w="80" w:type="dxa"/>
+            </w:tcMar>
+          </w:tcPr>
+          <w:p>
+            <w:r>
+              <w:rPr>
+                <w:sz w:val="18"/>
+                <w:szCs w:val="18"/>
+              </w:rPr>
+              <w:t xml:space="preserve">세션 없이 보호된 경로 접근</w:t>
+            </w:r>
+          </w:p>
+        </w:tc>
+        <w:tc>
+          <w:tcPr>
+            <w:tcW w:w="2200" w:type="dxa"/>
+            <w:tcMar>
+              <w:top w:w="40" w:type="dxa"/>
+              <w:left w:w="80" w:type="dxa"/>
+              <w:bottom w:w="40" w:type="dxa"/>
+              <w:right w:w="80" w:type="dxa"/>
+            </w:tcMar>
+          </w:tcPr>
+          <w:p>
+            <w:r>
+              <w:rPr>
+                <w:sz w:val="18"/>
+                <w:szCs w:val="18"/>
+              </w:rPr>
+              <w:t xml:space="preserve">GET /users/index (세션 없음)</w:t>
+            </w:r>
+          </w:p>
+        </w:tc>
+        <w:tc>
+          <w:tcPr>
+            <w:tcW w:w="2800" w:type="dxa"/>
+            <w:tcMar>
+              <w:top w:w="40" w:type="dxa"/>
+              <w:left w:w="80" w:type="dxa"/>
+              <w:bottom w:w="40" w:type="dxa"/>
+              <w:right w:w="80" w:type="dxa"/>
+            </w:tcMar>
+          </w:tcPr>
+          <w:p>
+            <w:r>
+              <w:rPr>
+                <w:sz w:val="18"/>
+                <w:szCs w:val="18"/>
+              </w:rPr>
+              <w:t xml:space="preserve">ExceptionTranslationFilter → AuthenticationEntryPoint.commence() = auditedLoginEntryPoint()</w:t>
+            </w:r>
+          </w:p>
+        </w:tc>
+        <w:tc>
+          <w:tcPr>
+            <w:tcW w:w="1800" w:type="dxa"/>
+            <w:tcMar>
+              <w:top w:w="40" w:type="dxa"/>
+              <w:left w:w="80" w:type="dxa"/>
+              <w:bottom w:w="40" w:type="dxa"/>
+              <w:right w:w="80" w:type="dxa"/>
+            </w:tcMar>
+          </w:tcPr>
+          <w:p>
+            <w:r>
+              <w:rPr>
+                <w:sz w:val="18"/>
+                <w:szCs w:val="18"/>
+              </w:rPr>
+              <w:t xml:space="preserve">[AUDIT] 인증 실패(401) + unauthenticated.access.events{chain=browser}</w:t>
+            </w:r>
+          </w:p>
+        </w:tc>
+      </w:tr>
+      <w:tr>
+        <w:tc>
+          <w:tcPr>
+            <w:tcW w:w="2200" w:type="dxa"/>
+            <w:tcMar>
+              <w:top w:w="40" w:type="dxa"/>
+              <w:left w:w="80" w:type="dxa"/>
+              <w:bottom w:w="40" w:type="dxa"/>
+              <w:right w:w="80" w:type="dxa"/>
+            </w:tcMar>
+          </w:tcPr>
+          <w:p>
+            <w:r>
+              <w:rPr>
+                <w:sz w:val="18"/>
+                <w:szCs w:val="18"/>
+              </w:rPr>
+              <w:t xml:space="preserve">로그인 폼에 틀린 비밀번호 제출</w:t>
+            </w:r>
+          </w:p>
+        </w:tc>
+        <w:tc>
+          <w:tcPr>
+            <w:tcW w:w="2200" w:type="dxa"/>
+            <w:tcMar>
+              <w:top w:w="40" w:type="dxa"/>
+              <w:left w:w="80" w:type="dxa"/>
+              <w:bottom w:w="40" w:type="dxa"/>
+              <w:right w:w="80" w:type="dxa"/>
+            </w:tcMar>
+          </w:tcPr>
+          <w:p>
+            <w:r>
+              <w:rPr>
+                <w:sz w:val="18"/>
+                <w:szCs w:val="18"/>
+              </w:rPr>
+              <w:t xml:space="preserve">POST /login-process</w:t>
+            </w:r>
+          </w:p>
+        </w:tc>
+        <w:tc>
+          <w:tcPr>
+            <w:tcW w:w="2800" w:type="dxa"/>
+            <w:tcMar>
+              <w:top w:w="40" w:type="dxa"/>
+              <w:left w:w="80" w:type="dxa"/>
+              <w:bottom w:w="40" w:type="dxa"/>
+              <w:right w:w="80" w:type="dxa"/>
+            </w:tcMar>
+          </w:tcPr>
+          <w:p>
+            <w:r>
+              <w:rPr>
+                <w:sz w:val="18"/>
+                <w:szCs w:val="18"/>
+              </w:rPr>
+              <w:t xml:space="preserve">UsernamePasswordAuthenticationFilter.unsuccessfulAuthentication() → AuthenticationFailureHandler + AbstractAuthenticationFailureEvent 발행</w:t>
+            </w:r>
+          </w:p>
+        </w:tc>
+        <w:tc>
+          <w:tcPr>
+            <w:tcW w:w="1800" w:type="dxa"/>
+            <w:tcMar>
+              <w:top w:w="40" w:type="dxa"/>
+              <w:left w:w="80" w:type="dxa"/>
+              <w:bottom w:w="40" w:type="dxa"/>
+              <w:right w:w="80" w:type="dxa"/>
+            </w:tcMar>
+          </w:tcPr>
+          <w:p>
+            <w:r>
+              <w:rPr>
+                <w:sz w:val="18"/>
+                <w:szCs w:val="18"/>
+              </w:rPr>
+              <w:t xml:space="preserve">[AUDIT] 로그인 실패(SecurityAuditListener) + auth.events{result=failure}</w:t>
+            </w:r>
+          </w:p>
+        </w:tc>
+      </w:tr>
+    </w:tbl>
+    <w:p>
+      <w:pPr>
+        <w:spacing w:after="90" w:line="272" w:lineRule="auto"/>
+      </w:pPr>
+      <w:r>
+        <w:t>왜 두 로그로 나뉘는가 — AuthenticationEntryPoint는 "이미 진행 중인 요청을 보호된 자원에 대해 거부"하는 지점이다. 반면 로그인 폼 제출은 그 요청 자체가 "인증을 시도"하는 것이라, UsernamePasswordAuthenticationFilter가 자신의 필터 안에서 성공/실패를 바로 처리하고 끝낸다 — ExceptionTranslationFilter까지 갈 필요 없이 필터 내부의 AuthenticationFailureHandler로 바로 빠진다. 그래서 로그인 폼 실패는 auditedLoginEntryPoint()가 아니라 SecurityAuditListener의 AbstractAuthenticationFailureEvent 리스너가 담당하고, 집계도 unauthenticated.access.events가 아니라 auth.events{result=failure}로 남는다 — 같은 "401"이라는 말로 뭉뚱그리면 안 되는 이유다.</w:t>
+      </w:r>
+    </w:p>
+    <w:p>
+      <w:pPr>
+        <w:pStyle w:val="2"/>
+        <w:spacing w:before="240" w:after="100"/>
+      </w:pPr>
+      <w:r>
+        <w:rPr>
+          <w:b/>
+          <w:bCs/>
+          <w:color w:val="2E5496"/>
+        </w:rPr>
+        <w:t>4-9. 401(미인증)도 access.denied.events와 짝을 맞춰 집계하기 — unauthenticated.access.events</w:t>
+      </w:r>
+    </w:p>
+    <w:p>
+      <w:pPr>
+        <w:spacing w:after="90" w:line="272" w:lineRule="auto"/>
+      </w:pPr>
+      <w:r>
+        <w:t>4-5에서 403을 chain=api/browser/api-method 세 곳에 나눠 집계했는데, 401(미인증)은 그동안 [AUDIT] 로그만 남기고 Micrometer 집계는 없었다. auth.events{result=failure}와 헷갈리기 쉬운데, 서로 다른 것을 센다 — auth.events{result=failure}는 자격증명을 제출해 AuthenticationManager.authenticate()가 호출된 뒤 실패한 경우만(4-4, 4-8 참고) 집계하고, unauthenticated.access.events는 로그인 시도 자체가 없는 상태로 보호된 자원에 접근해 거부된 경우(토큰 없음/만료, 세션 없음)만 집계한다 — 4-6의 ①·② 401과 정확히 같은 지점이다.</w:t>
+      </w:r>
+    </w:p>
+    <w:p>
+      <w:pPr>
+        <w:pBdr>
+          <w:top w:val="single" w:sz="2" w:space="0" w:color="BFBFBF"/>
+          <w:left w:val="single" w:sz="2" w:space="0" w:color="BFBFBF"/>
+          <w:bottom w:val="single" w:sz="2" w:space="0" w:color="BFBFBF"/>
+          <w:right w:val="single" w:sz="2" w:space="0" w:color="BFBFBF"/>
+        </w:pBdr>
+        <w:shd w:val="clear" w:color="auto" w:fill="F2F2F2"/>
+        <w:spacing w:before="60" w:after="160"/>
+      </w:pPr>
+      <w:r>
+        <w:rPr>
+          <w:rFonts w:ascii="Consolas" w:eastAsia="Consolas" w:hAnsi="Consolas" w:cs="Consolas"/>
+          <w:sz w:val="18"/>
+          <w:szCs w:val="18"/>
+        </w:rPr>
+        <w:t xml:space="preserve">// securityFilterChain(API) 의 authenticationEntryPoint()</w:t>
+      </w:r>
+      <w:r>
+        <w:br/>
+      </w:r>
+      <w:r>
+        <w:rPr>
+          <w:rFonts w:ascii="Consolas" w:eastAsia="Consolas" w:hAnsi="Consolas" w:cs="Consolas"/>
+          <w:sz w:val="18"/>
+          <w:szCs w:val="18"/>
+        </w:rPr>
+        <w:t xml:space="preserve">meterRegistry.counter("unauthenticated.access.events", "chain", "api").increment();</w:t>
+      </w:r>
+      <w:r>
+        <w:br/>
+      </w:r>
+      <w:r>
+        <w:rPr>
+          <w:rFonts w:ascii="Consolas" w:eastAsia="Consolas" w:hAnsi="Consolas" w:cs="Consolas"/>
+          <w:sz w:val="18"/>
+          <w:szCs w:val="18"/>
+        </w:rPr>
+        <w:t xml:space="preserve"/>
+      </w:r>
+      <w:r>
+        <w:br/>
+      </w:r>
+      <w:r>
+        <w:rPr>
+          <w:rFonts w:ascii="Consolas" w:eastAsia="Consolas" w:hAnsi="Consolas" w:cs="Consolas"/>
+          <w:sz w:val="18"/>
+          <w:szCs w:val="18"/>
+        </w:rPr>
+        <w:t xml:space="preserve">// formLoginFilterChain 의 auditedLoginEntryPoint()</w:t>
+      </w:r>
+      <w:r>
+        <w:br/>
+      </w:r>
+      <w:r>
+        <w:rPr>
+          <w:rFonts w:ascii="Consolas" w:eastAsia="Consolas" w:hAnsi="Consolas" w:cs="Consolas"/>
+          <w:sz w:val="18"/>
+          <w:szCs w:val="18"/>
+        </w:rPr>
+        <w:t xml:space="preserve">meterRegistry.counter("unauthenticated.access.events", "chain", "browser").increment();</w:t>
+      </w:r>
+    </w:p>
+    <w:tbl>
+      <w:tblPr>
+        <w:tblW w:w="9000" w:type="dxa"/>
+        <w:tblBorders>
+          <w:top w:val="single" w:sz="4" w:space="0" w:color="auto"/>
+          <w:left w:val="single" w:sz="4" w:space="0" w:color="auto"/>
+          <w:bottom w:val="single" w:sz="4" w:space="0" w:color="auto"/>
+          <w:right w:val="single" w:sz="4" w:space="0" w:color="auto"/>
+          <w:insideH w:val="single" w:sz="4" w:space="0" w:color="auto"/>
+          <w:insideV w:val="single" w:sz="4" w:space="0" w:color="auto"/>
+        </w:tblBorders>
+        <w:tblCellMar>
+          <w:left w:w="10" w:type="dxa"/>
+          <w:right w:w="10" w:type="dxa"/>
+        </w:tblCellMar>
+        <w:tblLook w:val="04A0" w:firstRow="1" w:lastRow="0" w:firstColumn="1" w:lastColumn="0" w:noHBand="0" w:noVBand="1"/>
+      </w:tblPr>
+      <w:tblGrid>
+        <w:gridCol w:w="3200"/>
+        <w:gridCol w:w="3800"/>
+        <w:gridCol w:w="2000"/>
+      </w:tblGrid>
+      <w:tr>
+        <w:trPr>
+          <w:tblHeader/>
+        </w:trPr>
+        <w:tc>
+          <w:tcPr>
+            <w:tcW w:w="3200" w:type="dxa"/>
+            <w:shd w:val="clear" w:color="auto" w:fill="2E5496"/>
+            <w:tcMar>
+              <w:top w:w="40" w:type="dxa"/>
+              <w:left w:w="80" w:type="dxa"/>
+              <w:bottom w:w="40" w:type="dxa"/>
+              <w:right w:w="80" w:type="dxa"/>
+            </w:tcMar>
+          </w:tcPr>
+          <w:p>
+            <w:r>
+              <w:rPr>
+                <w:b/>
+                <w:bCs/>
+                <w:color w:val="FFFFFF"/>
+                <w:sz w:val="18"/>
+                <w:szCs w:val="18"/>
+              </w:rPr>
+              <w:t xml:space="preserve">발생 지점</w:t>
+            </w:r>
+          </w:p>
+        </w:tc>
+        <w:tc>
+          <w:tcPr>
+            <w:tcW w:w="3800" w:type="dxa"/>
+            <w:shd w:val="clear" w:color="auto" w:fill="2E5496"/>
+            <w:tcMar>
+              <w:top w:w="40" w:type="dxa"/>
+              <w:left w:w="80" w:type="dxa"/>
+              <w:bottom w:w="40" w:type="dxa"/>
+              <w:right w:w="80" w:type="dxa"/>
+            </w:tcMar>
+          </w:tcPr>
+          <w:p>
+            <w:r>
+              <w:rPr>
+                <w:b/>
+                <w:bCs/>
+                <w:color w:val="FFFFFF"/>
+                <w:sz w:val="18"/>
+                <w:szCs w:val="18"/>
+              </w:rPr>
+              <w:t xml:space="preserve">코드 위치</w:t>
+            </w:r>
+          </w:p>
+        </w:tc>
+        <w:tc>
+          <w:tcPr>
+            <w:tcW w:w="2000" w:type="dxa"/>
+            <w:shd w:val="clear" w:color="auto" w:fill="2E5496"/>
+            <w:tcMar>
+              <w:top w:w="40" w:type="dxa"/>
+              <w:left w:w="80" w:type="dxa"/>
+              <w:bottom w:w="40" w:type="dxa"/>
+              <w:right w:w="80" w:type="dxa"/>
+            </w:tcMar>
+          </w:tcPr>
+          <w:p>
+            <w:r>
+              <w:rPr>
+                <w:b/>
+                <w:bCs/>
+                <w:color w:val="FFFFFF"/>
+                <w:sz w:val="18"/>
+                <w:szCs w:val="18"/>
+              </w:rPr>
+              <w:t xml:space="preserve">태그(chain=)</w:t>
+            </w:r>
+          </w:p>
+        </w:tc>
+      </w:tr>
+      <w:tr>
+        <w:tc>
+          <w:tcPr>
+            <w:tcW w:w="3200" w:type="dxa"/>
+            <w:tcMar>
+              <w:top w:w="40" w:type="dxa"/>
+              <w:left w:w="80" w:type="dxa"/>
+              <w:bottom w:w="40" w:type="dxa"/>
+              <w:right w:w="80" w:type="dxa"/>
+            </w:tcMar>
+          </w:tcPr>
+          <w:p>
+            <w:r>
+              <w:rPr>
+                <w:sz w:val="18"/>
+                <w:szCs w:val="18"/>
+              </w:rPr>
+              <w:t xml:space="preserve">securityFilterChain(API) — 토큰 없음/무효</w:t>
+            </w:r>
+          </w:p>
+        </w:tc>
+        <w:tc>
+          <w:tcPr>
+            <w:tcW w:w="3800" w:type="dxa"/>
+            <w:tcMar>
+              <w:top w:w="40" w:type="dxa"/>
+              <w:left w:w="80" w:type="dxa"/>
+              <w:bottom w:w="40" w:type="dxa"/>
+              <w:right w:w="80" w:type="dxa"/>
+            </w:tcMar>
+          </w:tcPr>
+          <w:p>
+            <w:r>
+              <w:rPr>
+                <w:sz w:val="18"/>
+                <w:szCs w:val="18"/>
+              </w:rPr>
+              <w:t xml:space="preserve">SecurityConfig.authenticationEntryPoint()</w:t>
+            </w:r>
+          </w:p>
+        </w:tc>
+        <w:tc>
+          <w:tcPr>
+            <w:tcW w:w="2000" w:type="dxa"/>
+            <w:tcMar>
+              <w:top w:w="40" w:type="dxa"/>
+              <w:left w:w="80" w:type="dxa"/>
+              <w:bottom w:w="40" w:type="dxa"/>
+              <w:right w:w="80" w:type="dxa"/>
+            </w:tcMar>
+          </w:tcPr>
+          <w:p>
+            <w:r>
+              <w:rPr>
+                <w:sz w:val="18"/>
+                <w:szCs w:val="18"/>
+              </w:rPr>
+              <w:t xml:space="preserve">api</w:t>
+            </w:r>
+          </w:p>
+        </w:tc>
+      </w:tr>
+      <w:tr>
+        <w:tc>
+          <w:tcPr>
+            <w:tcW w:w="3200" w:type="dxa"/>
+            <w:tcMar>
+              <w:top w:w="40" w:type="dxa"/>
+              <w:left w:w="80" w:type="dxa"/>
+              <w:bottom w:w="40" w:type="dxa"/>
+              <w:right w:w="80" w:type="dxa"/>
+            </w:tcMar>
+          </w:tcPr>
+          <w:p>
+            <w:r>
+              <w:rPr>
+                <w:sz w:val="18"/>
+                <w:szCs w:val="18"/>
+              </w:rPr>
+              <w:t xml:space="preserve">formLoginFilterChain — 세션 없이 보호된 경로 접근</w:t>
+            </w:r>
+          </w:p>
+        </w:tc>
+        <w:tc>
+          <w:tcPr>
+            <w:tcW w:w="3800" w:type="dxa"/>
+            <w:tcMar>
+              <w:top w:w="40" w:type="dxa"/>
+              <w:left w:w="80" w:type="dxa"/>
+              <w:bottom w:w="40" w:type="dxa"/>
+              <w:right w:w="80" w:type="dxa"/>
+            </w:tcMar>
+          </w:tcPr>
+          <w:p>
+            <w:r>
+              <w:rPr>
+                <w:sz w:val="18"/>
+                <w:szCs w:val="18"/>
+              </w:rPr>
+              <w:t xml:space="preserve">SecurityConfig.auditedLoginEntryPoint()</w:t>
+            </w:r>
+          </w:p>
+        </w:tc>
+        <w:tc>
+          <w:tcPr>
+            <w:tcW w:w="2000" w:type="dxa"/>
+            <w:tcMar>
+              <w:top w:w="40" w:type="dxa"/>
+              <w:left w:w="80" w:type="dxa"/>
+              <w:bottom w:w="40" w:type="dxa"/>
+              <w:right w:w="80" w:type="dxa"/>
+            </w:tcMar>
+          </w:tcPr>
+          <w:p>
+            <w:r>
+              <w:rPr>
+                <w:sz w:val="18"/>
+                <w:szCs w:val="18"/>
+              </w:rPr>
+              <w:t xml:space="preserve">browser</w:t>
+            </w:r>
+          </w:p>
+        </w:tc>
+      </w:tr>
+    </w:tbl>
+    <w:p>
+      <w:pPr>
+        <w:spacing w:after="90" w:line="272" w:lineRule="auto"/>
+      </w:pPr>
+      <w:r>
+        <w:t>관리자 전용 모니터링 페이지(/admin/monitoring)에도 access.denied.events와 나란히 조회 링크를 추가했다 — /actuator/metrics/unauthenticated.access.events, ?tag=chain:api, ?tag=chain:browser.</w:t>
+      </w:r>
+    </w:p>
+    <w:p>
+      <w:pPr>
+        <w:pStyle w:val="2"/>
+        <w:spacing w:before="240" w:after="100"/>
+      </w:pPr>
+      <w:r>
+        <w:rPr>
+          <w:b/>
+          <w:bCs/>
+          <w:color w:val="2E5496"/>
+        </w:rPr>
+        <w:t>4-10. 401/403 집계를 직접 재현하기</w:t>
+      </w:r>
+    </w:p>
+    <w:p>
+      <w:pPr>
+        <w:spacing w:after="90" w:line="272" w:lineRule="auto"/>
+      </w:pPr>
+      <w:r>
+        <w:t>unauthenticated.access.events{chain=api} 재현 — /api/** 아래, permitAll 목록(welcome/new/login/refresh/logout, /api/vuln/**)에 속하지 않는 엔드포인트를 유효한 JWT 없이 호출한다. 토큰이 아예 없거나, Bearer 형식이 아니거나, 만료됐거나, 서명이 위조된 경우 모두 JwtAuthenticationFilter가 인증에 실패하므로 동일하게 집계된다.</w:t>
+      </w:r>
+    </w:p>
+    <w:p>
+      <w:pPr>
+        <w:pBdr>
+          <w:top w:val="single" w:sz="2" w:space="0" w:color="BFBFBF"/>
+          <w:left w:val="single" w:sz="2" w:space="0" w:color="BFBFBF"/>
+          <w:bottom w:val="single" w:sz="2" w:space="0" w:color="BFBFBF"/>
+          <w:right w:val="single" w:sz="2" w:space="0" w:color="BFBFBF"/>
+        </w:pBdr>
+        <w:shd w:val="clear" w:color="auto" w:fill="F2F2F2"/>
+        <w:spacing w:before="60" w:after="160"/>
+      </w:pPr>
+      <w:r>
+        <w:rPr>
+          <w:rFonts w:ascii="Consolas" w:eastAsia="Consolas" w:hAnsi="Consolas" w:cs="Consolas"/>
+          <w:sz w:val="18"/>
+          <w:szCs w:val="18"/>
+        </w:rPr>
+        <w:t xml:space="preserve"># Authorization 헤더 없이 보호된 API 호출</w:t>
+      </w:r>
+      <w:r>
+        <w:br/>
+      </w:r>
+      <w:r>
+        <w:rPr>
+          <w:rFonts w:ascii="Consolas" w:eastAsia="Consolas" w:hAnsi="Consolas" w:cs="Consolas"/>
+          <w:sz w:val="18"/>
+          <w:szCs w:val="18"/>
+        </w:rPr>
+        <w:t xml:space="preserve">curl -i http://localhost:8080/api/students/me</w:t>
+      </w:r>
+      <w:r>
+        <w:br/>
+      </w:r>
+      <w:r>
+        <w:rPr>
+          <w:rFonts w:ascii="Consolas" w:eastAsia="Consolas" w:hAnsi="Consolas" w:cs="Consolas"/>
+          <w:sz w:val="18"/>
+          <w:szCs w:val="18"/>
+        </w:rPr>
+        <w:t xml:space="preserve"># -&gt; 401 {"statusCode":401,"message":"인증이 필요합니다 ( 유효한 토큰이 없습니다 )"}</w:t>
+      </w:r>
+      <w:r>
+        <w:br/>
+      </w:r>
+      <w:r>
+        <w:rPr>
+          <w:rFonts w:ascii="Consolas" w:eastAsia="Consolas" w:hAnsi="Consolas" w:cs="Consolas"/>
+          <w:sz w:val="18"/>
+          <w:szCs w:val="18"/>
+        </w:rPr>
+        <w:t xml:space="preserve"># -&gt; unauthenticated.access.events{chain=api} 1 증가</w:t>
+      </w:r>
+    </w:p>
+    <w:p>
+      <w:pPr>
+        <w:spacing w:after="90" w:line="272" w:lineRule="auto"/>
+      </w:pPr>
+      <w:r>
+        <w:t>unauthenticated.access.events{chain=browser} 재현 — 세션 쿠키 없이(로그아웃 상태 또는 시크릿 창), formLoginFilterChain에서 .authenticated()/.hasAuthority(...)로 보호된 경로(/users/**, /admin/** 등)에 직접 접근한다.</w:t>
+      </w:r>
+    </w:p>
+    <w:p>
+      <w:pPr>
+        <w:pBdr>
+          <w:top w:val="single" w:sz="2" w:space="0" w:color="BFBFBF"/>
+          <w:left w:val="single" w:sz="2" w:space="0" w:color="BFBFBF"/>
+          <w:bottom w:val="single" w:sz="2" w:space="0" w:color="BFBFBF"/>
+          <w:right w:val="single" w:sz="2" w:space="0" w:color="BFBFBF"/>
+        </w:pBdr>
+        <w:shd w:val="clear" w:color="auto" w:fill="F2F2F2"/>
+        <w:spacing w:before="60" w:after="160"/>
+      </w:pPr>
+      <w:r>
+        <w:rPr>
+          <w:rFonts w:ascii="Consolas" w:eastAsia="Consolas" w:hAnsi="Consolas" w:cs="Consolas"/>
+          <w:sz w:val="18"/>
+          <w:szCs w:val="18"/>
+        </w:rPr>
+        <w:t xml:space="preserve"># 세션 쿠키 없이 보호된 브라우저 경로 요청</w:t>
+      </w:r>
+      <w:r>
+        <w:br/>
+      </w:r>
+      <w:r>
+        <w:rPr>
+          <w:rFonts w:ascii="Consolas" w:eastAsia="Consolas" w:hAnsi="Consolas" w:cs="Consolas"/>
+          <w:sz w:val="18"/>
+          <w:szCs w:val="18"/>
+        </w:rPr>
+        <w:t xml:space="preserve">curl -i http://localhost:8080/users/index</w:t>
+      </w:r>
+      <w:r>
+        <w:br/>
+      </w:r>
+      <w:r>
+        <w:rPr>
+          <w:rFonts w:ascii="Consolas" w:eastAsia="Consolas" w:hAnsi="Consolas" w:cs="Consolas"/>
+          <w:sz w:val="18"/>
+          <w:szCs w:val="18"/>
+        </w:rPr>
+        <w:t xml:space="preserve"># -&gt; 302 Location: /login</w:t>
+      </w:r>
+      <w:r>
+        <w:br/>
+      </w:r>
+      <w:r>
+        <w:rPr>
+          <w:rFonts w:ascii="Consolas" w:eastAsia="Consolas" w:hAnsi="Consolas" w:cs="Consolas"/>
+          <w:sz w:val="18"/>
+          <w:szCs w:val="18"/>
+        </w:rPr>
+        <w:t xml:space="preserve"># -&gt; unauthenticated.access.events{chain=browser} 1 증가</w:t>
+      </w:r>
+    </w:p>
+    <w:p>
+      <w:pPr>
+        <w:spacing w:after="90" w:line="272" w:lineRule="auto"/>
+      </w:pPr>
+      <w:r>
+        <w:rPr>
+          <w:i/>
+          <w:iCs/>
+          <w:color w:val="595959"/>
+        </w:rPr>
+        <w:t>공통 주의사항 — /login, /, 정적 리소스처럼 permitAll()인 경로는 아무리 미인증 상태로 접근해도 이 카운터가 늘지 않는다. 반드시 authenticated()/hasAuthority(...)로 막혀 있는 경로여야 한다.</w:t>
+      </w:r>
+    </w:p>
+    <w:p>
+      <w:pPr>
         <w:pStyle w:val="1"/>
         <w:spacing w:before="320" w:after="160"/>
       </w:pPr>
@@ -3183,6 +4169,48 @@
           </w:p>
         </w:tc>
       </w:tr>
+      <w:tr>
+        <w:tc>
+          <w:tcPr>
+            <w:tcW w:w="2600" w:type="dxa"/>
+            <w:tcMar>
+              <w:top w:w="40" w:type="dxa"/>
+              <w:left w:w="80" w:type="dxa"/>
+              <w:bottom w:w="40" w:type="dxa"/>
+              <w:right w:w="80" w:type="dxa"/>
+            </w:tcMar>
+          </w:tcPr>
+          <w:p>
+            <w:r>
+              <w:rPr>
+                <w:sz w:val="18"/>
+                <w:szCs w:val="18"/>
+              </w:rPr>
+              <w:t xml:space="preserve">거부 지표 분리 집계</w:t>
+            </w:r>
+          </w:p>
+        </w:tc>
+        <w:tc>
+          <w:tcPr>
+            <w:tcW w:w="6400" w:type="dxa"/>
+            <w:tcMar>
+              <w:top w:w="40" w:type="dxa"/>
+              <w:left w:w="80" w:type="dxa"/>
+              <w:bottom w:w="40" w:type="dxa"/>
+              <w:right w:w="80" w:type="dxa"/>
+            </w:tcMar>
+          </w:tcPr>
+          <w:p>
+            <w:r>
+              <w:rPr>
+                <w:sz w:val="18"/>
+                <w:szCs w:val="18"/>
+              </w:rPr>
+              <w:t xml:space="preserve">403은 access.denied.events(chain=api/browser/api-method), 401은 unauthenticated.access.events(chain=api/browser)로 나눠 집계 — /admin/monitoring 에서 조회</w:t>
+            </w:r>
+          </w:p>
+        </w:tc>
+      </w:tr>
     </w:tbl>
     <w:p>
       <w:pPr>
@@ -3248,6 +4276,19 @@
       </w:pPr>
       <w:r>
         <w:t>실무 팁: jwt.secret/voucher.hmac-secret 자동 마스킹 여부는 06_JWT_Security.md, 08_Insecure_Deserialization.md의 비밀키와 같은 값이다 — 비밀키 자체를 안전하게 관리하는 것과 그 값을 보여주는 창구(Actuator)를 잠그는 것은 서로 다른, 둘 다 필요한 방어다.</w:t>
+      </w:r>
+    </w:p>
+    <w:p>
+      <w:pPr>
+        <w:pStyle w:val="a4"/>
+        <w:numPr>
+          <w:ilvl w:val="0"/>
+          <w:numId w:val="1"/>
+        </w:numPr>
+        <w:spacing w:after="60" w:line="260" w:lineRule="auto"/>
+      </w:pPr>
+      <w:r>
+        <w:t>로깅 강화: 04_Logging_Hardening.md/.docx — 같은 401/403 처리를 감사 로그 관점에서 다룬다(SecurityConfig vs Advice 호출 지점, HTML 에러 페이지 분리, 로그인 폼 실패와의 차이).</w:t>
       </w:r>
     </w:p>
     <w:sectPr>
